--- a/docs/Reporte_Portafolio_Miguel_Angel_Serafin_Castillo.docx
+++ b/docs/Reporte_Portafolio_Miguel_Angel_Serafin_Castillo.docx
@@ -141,7 +141,7 @@
                 <w:color w:val="A8B7CC"/>
                 <w:sz w:val="17"/>
               </w:rPr>
-              <w:t>Fecha de elaboración: 27 de julio de 2026</w:t>
+              <w:t>Fecha de actualización: 1 de agosto de 2026</w:t>
             </w:r>
           </w:p>
         </w:tc>
@@ -166,7 +166,7 @@
     </w:p>
     <w:p>
       <w:r>
-        <w:t>Se construyó un portafolio profesional estático para presentar a Miguel Ángel Serafín Castillo como Desarrollador Sr, con experiencia full stack. El contenido se basó en experiencia y conocimientos previamente compartidos: más de 15 años de trayectoria, más de 10 años en el sector financiero, dominio de .NET, Java, JavaScript/Node.js y Python, experiencia en modernización, integración, cloud, bases de datos y arquitectura de software.</w:t>
+        <w:t>Se construyó un portafolio profesional estático para presentar a Miguel Ángel Serafín Castillo como Desarrollador Sr, con experiencia full stack. El contenido refleja más de 15 años de trayectoria, más de 10 años en el sector financiero, dominio de .NET, Java, JavaScript/Node.js y Python, experiencia en modernización, integración, cloud, bases de datos, observabilidad, hardware biométrico y arquitectura de software.</w:t>
       </w:r>
     </w:p>
     <w:p>
@@ -778,7 +778,7 @@
         <w:ind w:left="259" w:hanging="173"/>
       </w:pPr>
       <w:r>
-        <w:t>Modernización de Java legacy, Oracle SOA y plataformas monolíticas.</w:t>
+        <w:t>Modernización de Java legacy y migración de Oracle SOA hacia microservicios desacoplados.</w:t>
       </w:r>
     </w:p>
     <w:p>
@@ -808,7 +808,7 @@
         <w:ind w:left="259" w:hanging="173"/>
       </w:pPr>
       <w:r>
-        <w:t>Experiencia cloud en AWS y Azure, además de Docker, Kubernetes y NGINX.</w:t>
+        <w:t>Experiencia cloud en AWS y Azure, además de Docker, Kubernetes, NGINX, Prometheus y Grafana.</w:t>
       </w:r>
     </w:p>
     <w:p>
@@ -818,7 +818,7 @@
         <w:ind w:left="259" w:hanging="173"/>
       </w:pPr>
       <w:r>
-        <w:t>Desarrollo frontend con MVC, Thymeleaf, EJS, JavaScript, jQuery, Bootstrap y PWA.</w:t>
+        <w:t>Desarrollo frontend con ASP.NET Core MVC/.NET 8+, Thymeleaf, EJS, JavaScript, jQuery, Bootstrap y PWA.</w:t>
       </w:r>
     </w:p>
     <w:p>
@@ -827,6 +827,12 @@
         <w:spacing w:after="50"/>
         <w:ind w:left="259" w:hanging="173"/>
       </w:pPr>
+      <w:r>
+        <w:t>Integración de hardware biométrico Futronic, motores locales con SignalR y migración de aplicaciones WinForms hacia ASP.NET Core MVC/.NET 8+.</w:t>
+      </w:r>
+    </w:p>
+    <w:p>
+      <w:pPr/>
       <w:r>
         <w:t>Formación autodidacta, aprendizaje continuo y perfil hands-on.</w:t>
       </w:r>
@@ -887,10 +893,14 @@
           <w:b/>
           <w:color w:val="2D65B0"/>
         </w:rPr>
-        <w:t xml:space="preserve">Sustitución de integración SOA: </w:t>
+        <w:t>Sustitución de integración SOA: Migración hacia microservicios con Docker, Kubernetes y NGINX, complementada con observabilidad mediante Prometheus, Grafana, métricas, dashboards, logging y trazabilidad operativa.</w:t>
       </w:r>
+      <w:r/>
+    </w:p>
+    <w:p>
+      <w:pPr/>
       <w:r>
-        <w:t>Diseño de microservicios, contenedores, NGINX, Kubernetes y trazabilidad para reemplazar componentes Oracle SOA.</w:t>
+        <w:t>Modernización biométrica: Migración de aplicaciones WinForms hacia ASP.NET Core MVC/.NET 8+, manteniendo el acceso a lectores Futronic mediante motores locales, SDKs nativos y comunicación SignalR.</w:t>
       </w:r>
     </w:p>
     <w:p>
@@ -1435,12 +1445,12 @@
         <w:keepNext/>
       </w:pPr>
       <w:r>
-        <w:t>9. PERSONALIZACIÓN PENDIENTE ANTES DE PUBLICAR</w:t>
+        <w:t>9. DATOS DE CONTACTO Y PUBLICACIÓN</w:t>
       </w:r>
     </w:p>
     <w:p>
       <w:r>
-        <w:t>Los datos privados no fueron inventados. Antes del despliegue se deben reemplazar los siguientes marcadores:</w:t>
+        <w:t>Los datos profesionales confirmados se incorporaron al CV y, cuando corresponde, al sitio sin publicar información adicional no autorizada:</w:t>
       </w:r>
     </w:p>
     <w:p>
@@ -1450,7 +1460,7 @@
         <w:ind w:left="259" w:hanging="173"/>
       </w:pPr>
       <w:r>
-        <w:t>TU_CORREO@EJEMPLO.COM</w:t>
+        <w:t>Correo: engelmagnetar@gmail.com</w:t>
       </w:r>
     </w:p>
     <w:p>
@@ -1460,7 +1470,7 @@
         <w:ind w:left="259" w:hanging="173"/>
       </w:pPr>
       <w:r>
-        <w:t>TU_USUARIO de LinkedIn</w:t>
+        <w:t>LinkedIn: eliminado por solicitud del propietario</w:t>
       </w:r>
     </w:p>
     <w:p>
@@ -1470,7 +1480,7 @@
         <w:ind w:left="259" w:hanging="173"/>
       </w:pPr>
       <w:r>
-        <w:t>TU_USUARIO de GitHub</w:t>
+        <w:t>GitHub: https://github.com/engelmagnetar</w:t>
       </w:r>
     </w:p>
     <w:p>
@@ -1721,7 +1731,7 @@
               <w:rPr>
                 <w:sz w:val="16"/>
               </w:rPr>
-              <w:t>Reemplazar correo, LinkedIn y GitHub en el sitio y en el CV.</w:t>
+              <w:t>Verificar correo engelmagnetar@gmail.com y GitHub github.com/engelmagnetar; no incluir LinkedIn.</w:t>
             </w:r>
           </w:p>
         </w:tc>
